--- a/static/downloads/pt-br/docx/layer-2/decision-matrix.docx
+++ b/static/downloads/pt-br/docx/layer-2/decision-matrix.docx
@@ -87,7 +87,7 @@
         <w:t xml:space="preserve"> </w:t>
       </w:r>
       <w:r>
-        <w:t xml:space="preserve">2026-06-26</w:t>
+        <w:t xml:space="preserve">2026-07-07</w:t>
       </w:r>
     </w:p>
     <w:p>
@@ -252,10 +252,10 @@
     </w:p>
     <w:p>
       <w:pPr>
-        <w:pStyle w:val="BlockText"/>
-      </w:pPr>
-      <w:r>
-        <w:t xml:space="preserve">Mapeia cada tipo e domínio de decisão para um papel ou órgão autorizado, mecanismo, limiar e caminho de escalonamento. Decisões tomadas fora desta matriz são consideradas inválidas.</w:t>
+        <w:pStyle w:val="FirstParagraph"/>
+      </w:pPr>
+      <w:r>
+        <w:t xml:space="preserve">&gt; Mapeia cada tipo e domínio de decisão para um papel ou órgão autorizado, mecanismo, limiar e caminho de escalonamento. Decisões tomadas fora desta matriz são consideradas inválidas.</w:t>
       </w:r>
     </w:p>
     <w:p>
@@ -353,8 +353,14 @@
     </w:p>
     <w:p>
       <w:pPr>
-        <w:pStyle w:val="BlockText"/>
-      </w:pPr>
+        <w:pStyle w:val="BodyText"/>
+      </w:pPr>
+      <w:r>
+        <w:t xml:space="preserve">&gt;</w:t>
+      </w:r>
+      <w:r>
+        <w:t xml:space="preserve"> </w:t>
+      </w:r>
       <w:r>
         <w:rPr>
           <w:b/>
@@ -362,19 +368,29 @@
         </w:rPr>
         <w:t xml:space="preserve">Justificativa — Por que fixar mecanismo, limiar e prazos</w:t>
       </w:r>
-    </w:p>
-    <w:p>
-      <w:pPr>
-        <w:pStyle w:val="BlockText"/>
-      </w:pPr>
-      <w:r>
-        <w:t xml:space="preserve">Uma votação sem mecanismo, limiar e janela de deliberação predefinidos é um convite para fabricar resultados depois do fato — quem conta os votos ou define o relógio vence. Declarar esses parâmetros com antecedência torna cada decisão coletiva reproduzível e contestável nos mesmos termos, independentemente de quem está na sala.</w:t>
-      </w:r>
-    </w:p>
-    <w:p>
-      <w:pPr>
-        <w:pStyle w:val="BlockText"/>
-      </w:pPr>
+      <w:r>
+        <w:t xml:space="preserve"> </w:t>
+      </w:r>
+      <w:r>
+        <w:t xml:space="preserve">&gt;</w:t>
+      </w:r>
+      <w:r>
+        <w:t xml:space="preserve"> </w:t>
+      </w:r>
+      <w:r>
+        <w:t xml:space="preserve">&gt; Uma votação sem mecanismo, limiar e janela de deliberação predefinidos é um convite para fabricar resultados depois do fato — quem conta os votos ou define o relógio vence. Declarar esses parâmetros com antecedência torna cada decisão coletiva reproduzível e contestável nos mesmos termos, independentemente de quem está na sala.</w:t>
+      </w:r>
+    </w:p>
+    <w:p>
+      <w:pPr>
+        <w:pStyle w:val="BodyText"/>
+      </w:pPr>
+      <w:r>
+        <w:t xml:space="preserve">&gt;</w:t>
+      </w:r>
+      <w:r>
+        <w:t xml:space="preserve"> </w:t>
+      </w:r>
       <w:r>
         <w:rPr>
           <w:b/>
@@ -382,13 +398,17 @@
         </w:rPr>
         <w:t xml:space="preserve">Instruções — Como preencher</w:t>
       </w:r>
-    </w:p>
-    <w:p>
-      <w:pPr>
-        <w:pStyle w:val="BlockText"/>
-      </w:pPr>
-      <w:r>
-        <w:t xml:space="preserve">Indique a plataforma de votação, o limiar para cada tipo de decisão, o período de deliberação, a regra de empate, a regra de nova votação e qualquer limite de gastos ou escopo da autoridade delegada.</w:t>
+      <w:r>
+        <w:t xml:space="preserve"> </w:t>
+      </w:r>
+      <w:r>
+        <w:t xml:space="preserve">&gt;</w:t>
+      </w:r>
+      <w:r>
+        <w:t xml:space="preserve"> </w:t>
+      </w:r>
+      <w:r>
+        <w:t xml:space="preserve">&gt; Indique a plataforma de votação, o limiar para cada tipo de decisão, o período de deliberação, a regra de empate, a regra de nova votação e qualquer limite de gastos ou escopo da autoridade delegada.</w:t>
       </w:r>
     </w:p>
     <w:p>
@@ -735,8 +755,14 @@
     </w:p>
     <w:p>
       <w:pPr>
-        <w:pStyle w:val="BlockText"/>
-      </w:pPr>
+        <w:pStyle w:val="BodyText"/>
+      </w:pPr>
+      <w:r>
+        <w:t xml:space="preserve">&gt;</w:t>
+      </w:r>
+      <w:r>
+        <w:t xml:space="preserve"> </w:t>
+      </w:r>
       <w:r>
         <w:rPr>
           <w:b/>
@@ -744,19 +770,29 @@
         </w:rPr>
         <w:t xml:space="preserve">Justificativa — Por que uma única matriz autoritativa</w:t>
       </w:r>
-    </w:p>
-    <w:p>
-      <w:pPr>
-        <w:pStyle w:val="BlockText"/>
-      </w:pPr>
-      <w:r>
-        <w:t xml:space="preserve">Se as regras sobre quem decide o quê vivem na cabeça das pessoas, a autoridade vira o que a pessoa mais barulhenta ou mais sênior disser. Uma matriz pública que vincula cada decisão a um domínio, órgão, mecanismo e limiar torna ações fora de escopo visíveis no momento em que acontecem — e torna qualquer decisão tomada fora dela inválida por construção.</w:t>
-      </w:r>
-    </w:p>
-    <w:p>
-      <w:pPr>
-        <w:pStyle w:val="BlockText"/>
-      </w:pPr>
+      <w:r>
+        <w:t xml:space="preserve"> </w:t>
+      </w:r>
+      <w:r>
+        <w:t xml:space="preserve">&gt;</w:t>
+      </w:r>
+      <w:r>
+        <w:t xml:space="preserve"> </w:t>
+      </w:r>
+      <w:r>
+        <w:t xml:space="preserve">&gt; Se as regras sobre quem decide o quê vivem na cabeça das pessoas, a autoridade vira o que a pessoa mais barulhenta ou mais sênior disser. Uma matriz pública que vincula cada decisão a um domínio, órgão, mecanismo e limiar torna ações fora de escopo visíveis no momento em que acontecem — e torna qualquer decisão tomada fora dela inválida por construção.</w:t>
+      </w:r>
+    </w:p>
+    <w:p>
+      <w:pPr>
+        <w:pStyle w:val="BodyText"/>
+      </w:pPr>
+      <w:r>
+        <w:t xml:space="preserve">&gt;</w:t>
+      </w:r>
+      <w:r>
+        <w:t xml:space="preserve"> </w:t>
+      </w:r>
       <w:r>
         <w:rPr>
           <w:b/>
@@ -764,13 +800,17 @@
         </w:rPr>
         <w:t xml:space="preserve">Instruções — Como preencher</w:t>
       </w:r>
-    </w:p>
-    <w:p>
-      <w:pPr>
-        <w:pStyle w:val="BlockText"/>
-      </w:pPr>
-      <w:r>
-        <w:t xml:space="preserve">Para cada domínio de decisão (admissão de membros, tesouraria, plataforma, parcerias, governança etc.), defina o tipo de decisão, o órgão autorizado, quem é elegível para participar, o mecanismo, o limiar, as condições de bloqueio e o caminho de escalonamento.</w:t>
+      <w:r>
+        <w:t xml:space="preserve"> </w:t>
+      </w:r>
+      <w:r>
+        <w:t xml:space="preserve">&gt;</w:t>
+      </w:r>
+      <w:r>
+        <w:t xml:space="preserve"> </w:t>
+      </w:r>
+      <w:r>
+        <w:t xml:space="preserve">&gt; Para cada domínio de decisão (admissão de membros, tesouraria, plataforma, parcerias, governança etc.), defina o tipo de decisão, o órgão autorizado, quem é elegível para participar, o mecanismo, o limiar, as condições de bloqueio e o caminho de escalonamento.</w:t>
       </w:r>
     </w:p>
     <w:tbl>
@@ -934,6 +974,13 @@
             <w:pPr>
               <w:pStyle w:val="Compact"/>
             </w:pPr>
+            <w:r>
+              <w:rPr>
+                <w:i/>
+                <w:iCs/>
+              </w:rPr>
+              <w:t xml:space="preserve">&lt;quem participa&gt;</w:t>
+            </w:r>
           </w:p>
         </w:tc>
         <w:tc>
@@ -957,6 +1004,13 @@
             <w:pPr>
               <w:pStyle w:val="Compact"/>
             </w:pPr>
+            <w:r>
+              <w:rPr>
+                <w:i/>
+                <w:iCs/>
+              </w:rPr>
+              <w:t xml:space="preserve">&lt;limiar&gt;</w:t>
+            </w:r>
           </w:p>
         </w:tc>
         <w:tc>
@@ -980,6 +1034,13 @@
             <w:pPr>
               <w:pStyle w:val="Compact"/>
             </w:pPr>
+            <w:r>
+              <w:rPr>
+                <w:i/>
+                <w:iCs/>
+              </w:rPr>
+              <w:t xml:space="preserve">&lt;caminho de escalonamento&gt;</w:t>
+            </w:r>
           </w:p>
         </w:tc>
       </w:tr>
@@ -1249,6 +1310,13 @@
             <w:pPr>
               <w:pStyle w:val="Compact"/>
             </w:pPr>
+            <w:r>
+              <w:rPr>
+                <w:i/>
+                <w:iCs/>
+              </w:rPr>
+              <w:t xml:space="preserve">&lt;Constitucional&gt;</w:t>
+            </w:r>
           </w:p>
         </w:tc>
         <w:tc>
@@ -1364,6 +1432,13 @@
             <w:pPr>
               <w:pStyle w:val="Compact"/>
             </w:pPr>
+            <w:r>
+              <w:rPr>
+                <w:i/>
+                <w:iCs/>
+              </w:rPr>
+              <w:t xml:space="preserve">&lt;Constitucional&gt;</w:t>
+            </w:r>
           </w:p>
         </w:tc>
         <w:tc>
@@ -1460,8 +1535,14 @@
     </w:tbl>
     <w:p>
       <w:pPr>
-        <w:pStyle w:val="BlockText"/>
-      </w:pPr>
+        <w:pStyle w:val="BodyText"/>
+      </w:pPr>
+      <w:r>
+        <w:t xml:space="preserve">&gt;</w:t>
+      </w:r>
+      <w:r>
+        <w:t xml:space="preserve"> </w:t>
+      </w:r>
       <w:r>
         <w:rPr>
           <w:b/>
@@ -1613,8 +1694,14 @@
     </w:p>
     <w:p>
       <w:pPr>
-        <w:pStyle w:val="BlockText"/>
-      </w:pPr>
+        <w:pStyle w:val="BodyText"/>
+      </w:pPr>
+      <w:r>
+        <w:t xml:space="preserve">&gt;</w:t>
+      </w:r>
+      <w:r>
+        <w:t xml:space="preserve"> </w:t>
+      </w:r>
       <w:r>
         <w:rPr>
           <w:b/>
@@ -1622,19 +1709,29 @@
         </w:rPr>
         <w:t xml:space="preserve">Justificativa — Por que classificar cada decisão</w:t>
       </w:r>
-    </w:p>
-    <w:p>
-      <w:pPr>
-        <w:pStyle w:val="BlockText"/>
-      </w:pPr>
-      <w:r>
-        <w:t xml:space="preserve">Sem um tipo, cada decisão é tratada na velocidade e com o rigor que calhar no momento — mudanças rotineiras travam em debates, e mudanças constitucionais passam despercebidas. Tipos fixos vinculam o peso de uma decisão ao processo pelo qual ela precisa passar, e a regra do tipo-mais-alto-por-padrão fecha a brecha onde a ambiguidade seria explorada.</w:t>
-      </w:r>
-    </w:p>
-    <w:p>
-      <w:pPr>
-        <w:pStyle w:val="BlockText"/>
-      </w:pPr>
+      <w:r>
+        <w:t xml:space="preserve"> </w:t>
+      </w:r>
+      <w:r>
+        <w:t xml:space="preserve">&gt;</w:t>
+      </w:r>
+      <w:r>
+        <w:t xml:space="preserve"> </w:t>
+      </w:r>
+      <w:r>
+        <w:t xml:space="preserve">&gt; Sem um tipo, cada decisão é tratada na velocidade e com o rigor que calhar no momento — mudanças rotineiras travam em debates, e mudanças constitucionais passam despercebidas. Tipos fixos vinculam o peso de uma decisão ao processo pelo qual ela precisa passar, e a regra do tipo-mais-alto-por-padrão fecha a brecha onde a ambiguidade seria explorada.</w:t>
+      </w:r>
+    </w:p>
+    <w:p>
+      <w:pPr>
+        <w:pStyle w:val="BodyText"/>
+      </w:pPr>
+      <w:r>
+        <w:t xml:space="preserve">&gt;</w:t>
+      </w:r>
+      <w:r>
+        <w:t xml:space="preserve"> </w:t>
+      </w:r>
       <w:r>
         <w:rPr>
           <w:b/>
@@ -1642,13 +1739,17 @@
         </w:rPr>
         <w:t xml:space="preserve">Instruções — Como preencher</w:t>
       </w:r>
-    </w:p>
-    <w:p>
-      <w:pPr>
-        <w:pStyle w:val="BlockText"/>
-      </w:pPr>
-      <w:r>
-        <w:t xml:space="preserve">Defina cada tipo de decisão pelo que ele abrange, quem o executa, qual processo exige e como disputas sobre classificação são resolvidas.</w:t>
+      <w:r>
+        <w:t xml:space="preserve"> </w:t>
+      </w:r>
+      <w:r>
+        <w:t xml:space="preserve">&gt;</w:t>
+      </w:r>
+      <w:r>
+        <w:t xml:space="preserve"> </w:t>
+      </w:r>
+      <w:r>
+        <w:t xml:space="preserve">&gt; Defina cada tipo de decisão pelo que ele abrange, quem o executa, qual processo exige e como disputas sobre classificação são resolvidas.</w:t>
       </w:r>
     </w:p>
     <w:p>
@@ -1749,10 +1850,10 @@
     </w:p>
     <w:p>
       <w:pPr>
-        <w:pStyle w:val="BlockText"/>
-      </w:pPr>
-      <w:r>
-        <w:t xml:space="preserve">Se uma decisão não puder ser claramente classificada, ela é tratada por padrão como o tipo de maior impacto.</w:t>
+        <w:pStyle w:val="FirstParagraph"/>
+      </w:pPr>
+      <w:r>
+        <w:t xml:space="preserve">&gt; Se uma decisão não puder ser claramente classificada, ela é tratada por padrão como o tipo de maior impacto.</w:t>
       </w:r>
     </w:p>
     <w:p>
@@ -1789,6 +1890,9 @@
       </w:r>
       <w:r>
         <w:t xml:space="preserve"> </w:t>
+      </w:r>
+      <w:r>
+        <w:t xml:space="preserve">&lt;AAAA-MM-DD&gt;</w:t>
       </w:r>
     </w:p>
     <w:p>

--- a/static/downloads/pt-br/docx/layer-2/decision-matrix.docx
+++ b/static/downloads/pt-br/docx/layer-2/decision-matrix.docx
@@ -87,7 +87,7 @@
         <w:t xml:space="preserve"> </w:t>
       </w:r>
       <w:r>
-        <w:t xml:space="preserve">2026-07-07</w:t>
+        <w:t xml:space="preserve">2026-08-31</w:t>
       </w:r>
     </w:p>
     <w:p>
@@ -300,6 +300,30 @@
             <w:iCs/>
           </w:rPr>
           <w:t xml:space="preserve">4.2.1</w:t>
+        </w:r>
+      </w:hyperlink>
+      <w:r>
+        <w:rPr>
+          <w:i/>
+          <w:iCs/>
+        </w:rPr>
+        <w:t xml:space="preserve">,</w:t>
+      </w:r>
+      <w:r>
+        <w:rPr>
+          <w:i/>
+          <w:iCs/>
+        </w:rPr>
+        <w:t xml:space="preserve"> </w:t>
+      </w:r>
+      <w:hyperlink r:id="rId14">
+        <w:r>
+          <w:rPr>
+            <w:rStyle w:val="Hyperlink"/>
+            <w:i/>
+            <w:iCs/>
+          </w:rPr>
+          <w:t xml:space="preserve">4.2.2</w:t>
         </w:r>
       </w:hyperlink>
       <w:r>
